--- a/uploads/Proposta/Proposta_AGRISHOW_.docx
+++ b/uploads/Proposta/Proposta_AGRISHOW_.docx
@@ -333,7 +333,7 @@
                 <w:szCs w:val="24"/>
                 <w:u w:val="single"/>
               </w:rPr>
-              <w:t xml:space="preserve">AGRISHOW</w:t>
+              <w:t xml:space="preserve"/>
             </w:r>
           </w:p>
         </w:tc>
@@ -389,7 +389,7 @@
                 <w:szCs w:val="24"/>
                 <w:u w:val="single"/>
               </w:rPr>
-              <w:t xml:space="preserve">13/04/2025 ATÉ: 13/04/2025</w:t>
+              <w:t xml:space="preserve">13/04/2026 ATÉ: 13/04/2026</w:t>
             </w:r>
           </w:p>
         </w:tc>
@@ -445,7 +445,7 @@
                 <w:szCs w:val="24"/>
                 <w:u w:val="single"/>
               </w:rPr>
-              <w:t xml:space="preserve">13/04/2025 ATÉ: 26/04/2025</w:t>
+              <w:t xml:space="preserve">14/04/2026 ATÉ: 26/04/2026</w:t>
             </w:r>
           </w:p>
         </w:tc>
@@ -501,7 +501,7 @@
                 <w:szCs w:val="24"/>
                 <w:u w:val="single"/>
               </w:rPr>
-              <w:t xml:space="preserve">28/04/2025 ATÉ: 03/05/2025</w:t>
+              <w:t xml:space="preserve">27/04/2026 ATÉ: 01/05/2026</w:t>
             </w:r>
           </w:p>
         </w:tc>
@@ -564,7 +564,7 @@
                 <w:szCs w:val="24"/>
                 <w:u w:val="single"/>
               </w:rPr>
-              <w:t xml:space="preserve">03/05/2025 ATÉ: 14/05/2025</w:t>
+              <w:t xml:space="preserve">02/05/2026 ATÉ: 15/05/2026</w:t>
             </w:r>
           </w:p>
         </w:tc>
@@ -944,7 +944,7 @@
           <w:sz w:val="24"/>
           <w:szCs w:val="24"/>
         </w:rPr>
-        <w:t xml:space="preserve">• 1 Coordenador Better Stand, (PRÉ-EVENTO), 15 Diária(s), de: 29/04/2025 até: 13/05/2025</w:t>
+        <w:t xml:space="preserve">• 2 Controller Better Stands</w:t>
       </w:r>
     </w:p>
     <w:p>
@@ -964,7 +964,7 @@
           <w:sz w:val="24"/>
           <w:szCs w:val="24"/>
         </w:rPr>
-        <w:t xml:space="preserve">• 2 Controller Better Stands, 7 Diária(s), de: 03/05/2025 até: 09/05/2025</w:t>
+        <w:t xml:space="preserve">• 1 Coordenador Better Stand, (DESMONTAGEM)</w:t>
       </w:r>
     </w:p>
     <w:p>
@@ -984,7 +984,7 @@
           <w:sz w:val="24"/>
           <w:szCs w:val="24"/>
         </w:rPr>
-        <w:t xml:space="preserve">• 3 Controller Better Stands, 14 Diária(s), de: 13/04/2025 até: 26/04/2025</w:t>
+        <w:t xml:space="preserve">• 2 Controller Better Stands, (MONTAGEM)</w:t>
       </w:r>
     </w:p>
     <w:p>
@@ -1004,7 +1004,7 @@
           <w:sz w:val="24"/>
           <w:szCs w:val="24"/>
         </w:rPr>
-        <w:t xml:space="preserve">• 1 Coordenador Better Stand, 12 Diária(s), de: 03/05/2025 até: 14/05/2025</w:t>
+        <w:t xml:space="preserve">• 1 Coordenador Better Stand, (MONTAGEM)</w:t>
       </w:r>
     </w:p>
     <w:p>
@@ -1024,27 +1024,7 @@
           <w:sz w:val="24"/>
           <w:szCs w:val="24"/>
         </w:rPr>
-        <w:t xml:space="preserve">• 1 Coordenador Better Stand, 7 Diária(s), de: 03/05/2025 até: 09/05/2025</w:t>
-      </w:r>
-    </w:p>
-    <w:p>
-      <w:pPr>
-        <w:pStyle w:val="PargrafodaLista"/>
-        <w:spacing w:line="285" w:lineRule="atLeast"/>
-        <w:ind w:left="0"/>
-        <w:rPr>
-          <w:rFonts w:ascii="Abel" w:hAnsi="Abel"/>
-          <w:sz w:val="24"/>
-          <w:szCs w:val="24"/>
-        </w:rPr>
-      </w:pPr>
-      <w:r>
-        <w:rPr>
-          <w:rFonts w:ascii="Abel" w:hAnsi="Abel"/>
-          <w:sz w:val="24"/>
-          <w:szCs w:val="24"/>
-        </w:rPr>
-        <w:t xml:space="preserve">• 1 Coordenador Better Stand, 14 Diária(s), de: 13/04/2025 até: 26/04/2025</w:t>
+        <w:t xml:space="preserve">• 1 Coordenador Better Stand, (PRÉ EVENTO)</w:t>
       </w:r>
     </w:p>
     <w:p>
@@ -1301,7 +1281,7 @@
           <w:sz w:val="24"/>
           <w:szCs w:val="24"/>
         </w:rPr>
-        <w:t xml:space="preserve">2025</w:t>
+        <w:t xml:space="preserve">2026</w:t>
       </w:r>
       <w:r>
         <w:rPr>
@@ -1319,7 +1299,7 @@
           <w:sz w:val="24"/>
           <w:szCs w:val="24"/>
         </w:rPr>
-        <w:t xml:space="preserve">R$ 86.454,00</w:t>
+        <w:t xml:space="preserve">R$ 70.480,95</w:t>
       </w:r>
       <w:r>
         <w:rPr>
@@ -1498,7 +1478,7 @@
           <w:i/>
           <w:iCs/>
         </w:rPr>
-        <w:t xml:space="preserve">05/02/2026</w:t>
+        <w:t xml:space="preserve">19/02/2026</w:t>
       </w:r>
     </w:p>
     <w:p>
